--- a/example_articles/countries/Australia/4.countries_Australia_Other_publisher.docx
+++ b/example_articles/countries/Australia/4.countries_Australia_Other_publisher.docx
@@ -27,17 +27,17 @@
     </w:p>
     <w:p>
       <w:r>
-        <w:t>Source File: Other publishers/Files (500) (25).DOCX</w:t>
+        <w:t>Source file: Other publishers/Files (500) (25).DOCX</w:t>
       </w:r>
     </w:p>
     <w:p>
       <w:r>
-        <w:t>Raw locations result: ['Australia']</w:t>
+        <w:t>Raw locations result, 'locations': ['Australia']</w:t>
       </w:r>
     </w:p>
     <w:p>
       <w:r>
-        <w:t>countries_stand_flat (Standardized): Australia</w:t>
+        <w:t>Standardized locations result, 'countries_stand_flat': Australia</w:t>
       </w:r>
     </w:p>
     <w:p>

--- a/example_articles/countries/Australia/4.countries_Australia_Other_publisher.docx
+++ b/example_articles/countries/Australia/4.countries_Australia_Other_publisher.docx
@@ -7,7 +7,7 @@
         <w:pStyle w:val="Heading1"/>
       </w:pPr>
       <w:r>
-        <w:t>'Not a black-and-white issue' // Pa. city divided on ruling</w:t>
+        <w:t>HOT TOPICS</w:t>
       </w:r>
     </w:p>
     <w:p>
@@ -17,17 +17,17 @@
     </w:p>
     <w:p>
       <w:r>
-        <w:t>Date: 1992-06-30</w:t>
+        <w:t>Date: 1992-05-06</w:t>
       </w:r>
     </w:p>
     <w:p>
       <w:r>
-        <w:t>Section: NEWS; Pg. 5A</w:t>
+        <w:t>Section: Variety; HOT TOPICS; Pg. 1E</w:t>
       </w:r>
     </w:p>
     <w:p>
       <w:r>
-        <w:t>Source file: Other publishers/Files (500) (25).DOCX</w:t>
+        <w:t>Source file: Other publishers/Files (500) (19).DOCX</w:t>
       </w:r>
     </w:p>
     <w:p>
@@ -49,65 +49,55 @@
     </w:p>
     <w:p>
       <w:r>
-        <w:t>The nine on the Supreme Court bench couldn't agree on all points of Monday's abortion decision - nor could the two in Tony's Beauty Shop here.</w:t>
+        <w:t>RESEARCH</w:t>
         <w:br/>
-        <w:t>A majority of justices said a wife need not tell a husband about a planned abortion.</w:t>
+        <w:t>Computer games tied</w:t>
         <w:br/>
-        <w:t>Beauty shop proprietor Maryann Haring stood with the majority: ''What if you have a dominant husband who thinks his wife should be pregnant every 10 minutes?'' she asked. ''It's not an easy black-and-white issue.''</w:t>
+        <w:t>to aggressive behavior</w:t>
         <w:br/>
-        <w:t>Haring's partner Anna Mae Weaver disagreed: ''If you can't tell him, you don't have sex with a man,'' said Weaver, as she styled a customer's hair.</w:t>
+        <w:t>Children who spend long hours playing computer games tend to be more aggressive, competitive and energetic than children who play only occasionally, according to Japanese researchers.</w:t>
         <w:br/>
-        <w:t>The case that roiled the high court came, in part, from this working-class industrial town.</w:t>
+        <w:t xml:space="preserve"> The researchers based their findings on a survey of the parents of 1,917 boys and 1,951 girls.  They discovered that the longer and more frequently the youngsters played video games, the more likely they were to display aggressiveness, competitiveness and a sense of urgency, the type of "behavior pattern commonly seen among middle-age workaholic employees," said Fumio Yamada, a psychology professor and member of the research team.</w:t>
         <w:br/>
-        <w:t>The Allentown Women's Center was among Pennsylvania abortion providers that challenged the state's restrictions - and that challenge became the year's most potent national test case for legal abortion.</w:t>
+        <w:t>SHOPPING</w:t>
         <w:br/>
-        <w:t>Around this city Monday, in hair salons and diners, outside record and clothing stores, some people questioned parts of the court's ruling, such as the spousal notification issue.</w:t>
+        <w:t>Catalog sales errors</w:t>
         <w:br/>
-        <w:t>But like the majority of Americans, who say they support legal abortion but also want some restrictions, most people here said they liked the Supreme Court's ruling.</w:t>
+        <w:t>can be avoided</w:t>
         <w:br/>
-        <w:t>On a street corner near the 24-hour All-American Diner, Mary Drew sounded glad that the court had reaffirmed the right to abortion created in 1973 by Roe vs. Wade.</w:t>
+        <w:t>Catalog shopping used to be the domain of rural folks who couldn't get to the city to shop.  Now catalogs are used by city residents who don't have time to shop.</w:t>
         <w:br/>
-        <w:t>But Drew also seemed pleased that the court upheld several Pennsylvania restrictions: a required 24-hour waiting period between a counseling session and an abortion, and required consent from a parent or judge before a minor can get an abortion.</w:t>
+        <w:t xml:space="preserve"> Sales of catalog merchandise exceeded $ 25 billion last year, according to the Direct Marketing Association.  With the increase in business also came an increase in problems.  Complaints about catalog purchases were up 7 percent over the previous year.</w:t>
         <w:br/>
-        <w:t>''There should be restrictions,'' says Drew, 49. Glancing at her two grandchildren, she added, ''It's hard to raise a child today. … I love children, but I agree, if you can't afford them, don't have them.''</w:t>
+        <w:t xml:space="preserve"> There are things you can do to head off problems, experts in the field said:</w:t>
         <w:br/>
-        <w:t>The parental consent requirement made sense to Frank Thorpe, 18, of Allentown: ''You're under your parents' supervision. They're responsible for you,'' he said.</w:t>
+        <w:t xml:space="preserve"> Don't order from outdated catalogs because it increases the odds of the product being out of stock.  Clothing is particularly prone to this problem.  Catalogs older than four months should be considered suspect.</w:t>
         <w:br/>
-        <w:t>His friend Jenn Seifert, 14, agreed. ''I went through this with a friend,'' said Seifert. ''She's 14. She had to tell her parents. It's right.''</w:t>
+        <w:t xml:space="preserve"> Whenever possible, place your order via the catalog's free 800 number. You will be able to ask the company representative whether the item is in stock and when it will be shipped.</w:t>
         <w:br/>
-        <w:t>Seifert also approved of a 24-hour waiting period: ''You need time to think a major decision like that,'' she said.</w:t>
+        <w:t xml:space="preserve"> Know the laws. If a merchant notifies you that shipment of your order has been delayed, you can cancel the order. But the burden is on you to do so.  "If there is a revised shipment date and the merchant doesn't hear from the consumer, it is presumptively a consent to delay," said Joel Brewer, a lawyer for the Federal Trade Commission.</w:t>
         <w:br/>
-        <w:t>On a downtown commercial strip, the ruling inspired less agreement between shopping pals Janice DeSanto and Maggie Milner, both of Saylorsburg.</w:t>
+        <w:t>TRIVIA</w:t>
         <w:br/>
-        <w:t>''I don't think there should be abortions,'' said DeSanto, 17. ''You're killing a human being before it has a chance to live.'' She hoped the limits would mean women ''won't be able to have (abortions) so easily.''</w:t>
+        <w:t>Mums the word</w:t>
         <w:br/>
-        <w:t>The young women have known each other since fourth grade - so DeSanto was shocked to learn her friend didn't agree with her.</w:t>
+        <w:t>IIf your mother lives in Italy, don't send her mums for Mother's Day.  To Italians, mums are flowers of mourning.  Here are some other inappropriate flowers to send Mom:</w:t>
         <w:br/>
-        <w:t>''I would never personally have an abortion, but I don't think it's right to say others can't,'' said Milner, 17. ''It's their right.''</w:t>
+        <w:t xml:space="preserve"> France - roses (sent only to lovers).</w:t>
         <w:br/>
-        <w:t>''How can you say that!'' DeSanto asked in disbelief.</w:t>
+        <w:t xml:space="preserve"> Australia - gladioluses (mean "working class").</w:t>
         <w:br/>
-        <w:t>''No one should tell you, you don't have the right,'' countered Milner.</w:t>
+        <w:t xml:space="preserve"> Spain - yellow roses (mean infidelity)</w:t>
         <w:br/>
-        <w:t>The spousal notice provision, the only part of the law to be struck down by the court, drew the widest debate.</w:t>
+        <w:t xml:space="preserve"> - World Features Syndicate</w:t>
         <w:br/>
-        <w:t>''The husband helped (conceive the child), he should be told,'' said Olga Callisto, 79, a retired hosiery mill worker. ''It's his, too.''</w:t>
+        <w:t>BEST BET</w:t>
         <w:br/>
-        <w:t>Secretary Mary Shearer disagreed. ''A spouse should not be approached - not the way things are today,'' she said. ''If they're not getting along, I don't think she should have to discuss this with her husband.''</w:t>
+        <w:t>Short stops</w:t>
         <w:br/>
-        <w:t>Shearer also approved of the required waiting period: ''If you made up your mind, another 24 hours isn't going to change that,'' she said.</w:t>
+        <w:t>A few years ago, the Minnesota Film Board came up with the idea of putting together a showcase of short films made by emerging local filmmakers.  With the help of Walker Art Center and Intermedia Arts Minnesota, the program has become an annual spring event.  The show, at 7 p.m. today at Walker Art Center, includes 15 shorts covering the stylistic gamut from avant-garde to documentary.  Most of the filmmakers will be on hand.  Tickets are $ 5 general, $ 4 for museum members.  Call 375-7622.</w:t>
         <w:br/>
-        <w:t>Not surprisingly, one spot in the city expressed only disapproval for the opinion: The waiting room of the Allentown Women's Center.</w:t>
-        <w:br/>
-        <w:t>''We're very disappointed that the provisions have been upheld,'' said Janis Glenn, director of patient services.</w:t>
-        <w:br/>
-        <w:t>''We feel Roe has been seriously dismantled. It opens the door for many more dangerous restrictions.''</w:t>
-        <w:br/>
-        <w:br/>
-        <w:t>Notes</w:t>
-        <w:br/>
-        <w:br/>
-        <w:t>SUPREME COURT; ABORTION DECISION '92</w:t>
+        <w:t xml:space="preserve"> - Jeff Strickler</w:t>
         <w:br/>
         <w:br/>
         <w:t>Graphic</w:t>
@@ -115,11 +105,7 @@
         <w:br/>
         <w:t xml:space="preserve"> </w:t>
         <w:br/>
-        <w:t>GRAPHIC; b/w, USA TODAY (Map, Penslyvannia); PHOTOS; b/w, John Bohn, AP (4)</w:t>
-        <w:br/>
-        <w:t xml:space="preserve"> </w:t>
-        <w:br/>
-        <w:t>CUTLINE: SHOPPING PALS DIFFER: Maggie Milner, left, and Janice DeSanto, both 17 from Saylorsburg, Pa., disagree on the abortion rulings. DeSanto is an abortion foe while Milner says 'It's their right.' CUTLINE: LIKES RULINGS: Mary Drew, 49, with her grandchildren Robi, 2, and Billie Jean Acevedo, agrees with abortion restrictions.</w:t>
+        <w:t>Illustration</w:t>
       </w:r>
     </w:p>
     <w:sectPr>

--- a/example_articles/countries/Australia/4.countries_Australia_Other_publisher.docx
+++ b/example_articles/countries/Australia/4.countries_Australia_Other_publisher.docx
@@ -7,7 +7,7 @@
         <w:pStyle w:val="Heading1"/>
       </w:pPr>
       <w:r>
-        <w:t>HOT TOPICS</w:t>
+        <w:t>Toni Collette was well-equipped to survive 'Tsunami'</w:t>
       </w:r>
     </w:p>
     <w:p>
@@ -17,17 +17,17 @@
     </w:p>
     <w:p>
       <w:r>
-        <w:t>Date: 1992-05-06</w:t>
+        <w:t>Date: 2006-11-30</w:t>
       </w:r>
     </w:p>
     <w:p>
       <w:r>
-        <w:t>Section: Variety; HOT TOPICS; Pg. 1E</w:t>
+        <w:t>Section: FEATURES MAGAZINE; Pg. E06</w:t>
       </w:r>
     </w:p>
     <w:p>
       <w:r>
-        <w:t>Source file: Other publishers/Files (500) (19).DOCX</w:t>
+        <w:t>Source file: Other publishers/Files (500) (21).DOCX</w:t>
       </w:r>
     </w:p>
     <w:p>
@@ -49,63 +49,35 @@
     </w:p>
     <w:p>
       <w:r>
-        <w:t>RESEARCH</w:t>
+        <w:t>Don't expectToni Colletteto act like a movie star. The Australian-born actress is about as far as you can get from that. Ask her how she got that way, she shrugs and reckons it has something to do with the way she was brought up.</w:t>
         <w:br/>
-        <w:t>Computer games tied</w:t>
+        <w:t>The star of such films as Muriel's Wedding, In Her Shoes, Little Miss Sunshine, The Night Listener, About a Boy, and now Tsunami, the Aftermath premiering on HBO on Dec. 10, explains:</w:t>
         <w:br/>
-        <w:t>to aggressive behavior</w:t>
+        <w:t>"I come from a very blue-collar, working class, grounded... kind of a family, which I'm very thankful for because I don't buy into what I possibly could buy into."</w:t>
         <w:br/>
-        <w:t>Children who spend long hours playing computer games tend to be more aggressive, competitive and energetic than children who play only occasionally, according to Japanese researchers.</w:t>
+        <w:t>What she has bought into is yoga and meditation, now part of her daily regime. "It was just after we shot The Sixth Sense, which I think was 1998, the beginning of '99. I went to India and did a retreat for a few weeks, which brought a lot of clarity," she says.</w:t>
         <w:br/>
-        <w:t xml:space="preserve"> The researchers based their findings on a survey of the parents of 1,917 boys and 1,951 girls.  They discovered that the longer and more frequently the youngsters played video games, the more likely they were to display aggressiveness, competitiveness and a sense of urgency, the type of "behavior pattern commonly seen among middle-age workaholic employees," said Fumio Yamada, a psychology professor and member of the research team.</w:t>
+        <w:t>"I continue to meditate every day, and I think that's the answer to my happiness and good sleep and amount of energy I have and the way I see things. It's the healthiest thing I can do for myself, really."</w:t>
         <w:br/>
-        <w:t>SHOPPING</w:t>
+        <w:t>It helped her cope with the conditions in Thailand where Tsunami, the Aftermath was filmed. The heat was excruciating as the cast simulated the devastating days after the tsunami, which inundated the Andaman coast of Thailand two years ago. Part of Collette's dialogue was in Thai, and though she had a coach, she says the mostly Thai crew also helped.</w:t>
         <w:br/>
-        <w:t>Catalog sales errors</w:t>
+        <w:t>In the mini-series (Part 2 will be telecast on Dec. 17), Collette plays an empathetic rescue worker who constantly battles to help the wounded and ill.</w:t>
         <w:br/>
-        <w:t>can be avoided</w:t>
+        <w:t>It's neither glamorous nor ostentatious, but it's the kind of role that Collette seeks out.</w:t>
         <w:br/>
-        <w:t>Catalog shopping used to be the domain of rural folks who couldn't get to the city to shop.  Now catalogs are used by city residents who don't have time to shop.</w:t>
+        <w:t>"When I take on a role it's not just about a job, it becomes this whole life experience," she says. "I think I'm meant to have those experiences, so I don't feel upset about not getting something. I think you get what you are given for a reason."</w:t>
         <w:br/>
-        <w:t xml:space="preserve"> Sales of catalog merchandise exceeded $ 25 billion last year, according to the Direct Marketing Association.  With the increase in business also came an increase in problems.  Complaints about catalog purchases were up 7 percent over the previous year.</w:t>
+        <w:t>Season's greetings. Help celebrate someone else's Christmas this year by joining one of the organizations that sends Christmas cards to service men and women overseas. In celebration of this idea, the Hallmark Channel is offering The Christmas Card, a drama based on a real-life story of a woman who posts 1,000 cards to soldiers and finds herself meeting one of them. The drama will premiere Saturday. Two special Christmas cards have been designed by Hallmark for people to mail through America Supports You, Operation Dear Abby, and Operation Gratitude. For more information, visit the network's Web site at www.hallmarkchannel.com.</w:t>
         <w:br/>
-        <w:t xml:space="preserve"> There are things you can do to head off problems, experts in the field said:</w:t>
+        <w:t>You ought to be a star. So you think you ought to be in pictures? Now's your chance to prove it with Fox's new reality competition, On the Lot. Applicants can send in a self-directed short (no longer than five minutes) to thelot.com. Aspiring Spielbergs from around the world will be given the opportunity to earn $1 million and a development deal with DreamWorks.</w:t>
         <w:br/>
-        <w:t xml:space="preserve"> Don't order from outdated catalogs because it increases the odds of the product being out of stock.  Clothing is particularly prone to this problem.  Catalogs older than four months should be considered suspect.</w:t>
+        <w:t>Premiering next spring on Fox, the unscripted series will feature a cast of 16 undiscovered filmmakers competing to win the support of the TV audience, which will decide their fate in a weekly audience vote.</w:t>
         <w:br/>
-        <w:t xml:space="preserve"> Whenever possible, place your order via the catalog's free 800 number. You will be able to ask the company representative whether the item is in stock and when it will be shipped.</w:t>
+        <w:t>The competition will air over two nights weekly, with a one-hour "Film Premiere" episode followed the next night by a half-hour "Box Office" results show. But hurry, submission deadline is tomorrow.</w:t>
         <w:br/>
-        <w:t xml:space="preserve"> Know the laws. If a merchant notifies you that shipment of your order has been delayed, you can cancel the order. But the burden is on you to do so.  "If there is a revised shipment date and the merchant doesn't hear from the consumer, it is presumptively a consent to delay," said Joel Brewer, a lawyer for the Federal Trade Commission.</w:t>
+        <w:t>Recognition. It may be a backhanded compliment, but David McCallum, who plays the coroner on CBS's NCIS, is delighted that fans recognize him from the show. "I have elderly ladies come up to me and say, 'I just love to watch your show, but when you come into that autopsy room I just like to listen. I don't like to watch what you do.' "</w:t>
         <w:br/>
-        <w:t>TRIVIA</w:t>
-        <w:br/>
-        <w:t>Mums the word</w:t>
-        <w:br/>
-        <w:t>IIf your mother lives in Italy, don't send her mums for Mother's Day.  To Italians, mums are flowers of mourning.  Here are some other inappropriate flowers to send Mom:</w:t>
-        <w:br/>
-        <w:t xml:space="preserve"> France - roses (sent only to lovers).</w:t>
-        <w:br/>
-        <w:t xml:space="preserve"> Australia - gladioluses (mean "working class").</w:t>
-        <w:br/>
-        <w:t xml:space="preserve"> Spain - yellow roses (mean infidelity)</w:t>
-        <w:br/>
-        <w:t xml:space="preserve"> - World Features Syndicate</w:t>
-        <w:br/>
-        <w:t>BEST BET</w:t>
-        <w:br/>
-        <w:t>Short stops</w:t>
-        <w:br/>
-        <w:t>A few years ago, the Minnesota Film Board came up with the idea of putting together a showcase of short films made by emerging local filmmakers.  With the help of Walker Art Center and Intermedia Arts Minnesota, the program has become an annual spring event.  The show, at 7 p.m. today at Walker Art Center, includes 15 shorts covering the stylistic gamut from avant-garde to documentary.  Most of the filmmakers will be on hand.  Tickets are $ 5 general, $ 4 for museum members.  Call 375-7622.</w:t>
-        <w:br/>
-        <w:t xml:space="preserve"> - Jeff Strickler</w:t>
-        <w:br/>
-        <w:br/>
-        <w:t>Graphic</w:t>
-        <w:br/>
-        <w:br/>
-        <w:t xml:space="preserve"> </w:t>
-        <w:br/>
-        <w:t>Illustration</w:t>
+        <w:t>Destiny.Brad Garrett, whose 'Til Death is still trucking on Fox, says he didn't choose stand-up comedy, it chose him. "I think it's something that's really in your blood and you're destined to do. I had a gentleman come up to me and say, 'I'm 34 years old and I want to be a comedian.' I said, 'No, you don't. No one decides they want to be a comedian at 34. That's something that's eating at them at 12 or 18. You'd be doing it. It's nothing you decide in midlife like a hobby.' "</w:t>
       </w:r>
     </w:p>
     <w:sectPr>
